--- a/public/ГОСТ.docx
+++ b/public/ГОСТ.docx
@@ -33,48 +33,6 @@
           <w:szCs w:val="22"/>
         </w:rPr>
         <w:t xml:space="preserve"> </w:t>
-      </w:r>
-      <w:r>
-        <w:rPr>
-          <w:b/>
-          <w:bCs/>
-          <w:color w:val="000000" w:themeColor="text1"/>
-        </w:rPr>
-        <w:t xml:space="preserve">(тут как вариант можно поставить </w:t>
-      </w:r>
-      <w:r>
-        <w:rPr>
-          <w:b/>
-          <w:bCs/>
-          <w:color w:val="000000" w:themeColor="text1"/>
-          <w:lang w:val="en-US"/>
-        </w:rPr>
-        <w:t>id</w:t>
-      </w:r>
-      <w:r>
-        <w:rPr>
-          <w:b/>
-          <w:bCs/>
-          <w:color w:val="000000" w:themeColor="text1"/>
-        </w:rPr>
-        <w:t xml:space="preserve"> студента+</w:t>
-      </w:r>
-      <w:r>
-        <w:rPr>
-          <w:b/>
-          <w:bCs/>
-          <w:color w:val="000000" w:themeColor="text1"/>
-          <w:lang w:val="en-US"/>
-        </w:rPr>
-        <w:t>n</w:t>
-      </w:r>
-      <w:r>
-        <w:rPr>
-          <w:b/>
-          <w:bCs/>
-          <w:color w:val="000000" w:themeColor="text1"/>
-        </w:rPr>
-        <w:t xml:space="preserve"> (костыль))</w:t>
       </w:r>
     </w:p>
     <w:p>
@@ -669,6 +627,7 @@
                 <w:lang w:val="en-US"/>
               </w:rPr>
             </w:pPr>
+            <w:bookmarkStart w:id="0" w:name="_GoBack"/>
             <w:r>
               <w:rPr>
                 <w:color w:val="000000" w:themeColor="text1"/>
@@ -676,6 +635,7 @@
               </w:rPr>
               <w:t>{{secretary}}</w:t>
             </w:r>
+            <w:bookmarkEnd w:id="0"/>
           </w:p>
         </w:tc>
       </w:tr>
@@ -929,8 +889,16 @@
               <w:spacing w:after="40"/>
               <w:rPr>
                 <w:color w:val="000000" w:themeColor="text1"/>
-              </w:rPr>
-            </w:pPr>
+                <w:lang w:val="en-US"/>
+              </w:rPr>
+            </w:pPr>
+            <w:r>
+              <w:rPr>
+                <w:color w:val="000000" w:themeColor="text1"/>
+                <w:lang w:val="en-US"/>
+              </w:rPr>
+              <w:t>…</w:t>
+            </w:r>
           </w:p>
         </w:tc>
         <w:tc>
@@ -950,8 +918,16 @@
               <w:spacing w:after="40"/>
               <w:rPr>
                 <w:color w:val="000000" w:themeColor="text1"/>
-              </w:rPr>
-            </w:pPr>
+                <w:lang w:val="en-US"/>
+              </w:rPr>
+            </w:pPr>
+            <w:r>
+              <w:rPr>
+                <w:color w:val="000000" w:themeColor="text1"/>
+                <w:lang w:val="en-US"/>
+              </w:rPr>
+              <w:t>…</w:t>
+            </w:r>
           </w:p>
         </w:tc>
       </w:tr>
@@ -1036,6 +1012,13 @@
                 <w:lang w:val="en-US"/>
               </w:rPr>
             </w:pPr>
+            <w:r>
+              <w:rPr>
+                <w:color w:val="000000" w:themeColor="text1"/>
+                <w:lang w:val="en-US"/>
+              </w:rPr>
+              <w:t>…</w:t>
+            </w:r>
           </w:p>
         </w:tc>
         <w:tc>
@@ -1058,6 +1041,13 @@
                 <w:lang w:val="en-US"/>
               </w:rPr>
             </w:pPr>
+            <w:r>
+              <w:rPr>
+                <w:color w:val="000000" w:themeColor="text1"/>
+                <w:lang w:val="en-US"/>
+              </w:rPr>
+              <w:t>…</w:t>
+            </w:r>
           </w:p>
         </w:tc>
       </w:tr>
@@ -1466,8 +1456,16 @@
               <w:spacing w:after="40"/>
               <w:rPr>
                 <w:color w:val="000000" w:themeColor="text1"/>
-              </w:rPr>
-            </w:pPr>
+                <w:lang w:val="en-US"/>
+              </w:rPr>
+            </w:pPr>
+            <w:r>
+              <w:rPr>
+                <w:color w:val="000000" w:themeColor="text1"/>
+                <w:lang w:val="en-US"/>
+              </w:rPr>
+              <w:t>…</w:t>
+            </w:r>
           </w:p>
         </w:tc>
         <w:tc>
@@ -1487,8 +1485,16 @@
               <w:spacing w:after="40"/>
               <w:rPr>
                 <w:color w:val="000000" w:themeColor="text1"/>
-              </w:rPr>
-            </w:pPr>
+                <w:lang w:val="en-US"/>
+              </w:rPr>
+            </w:pPr>
+            <w:r>
+              <w:rPr>
+                <w:color w:val="000000" w:themeColor="text1"/>
+                <w:lang w:val="en-US"/>
+              </w:rPr>
+              <w:t>…</w:t>
+            </w:r>
           </w:p>
         </w:tc>
       </w:tr>
@@ -1540,8 +1546,16 @@
               <w:spacing w:after="40"/>
               <w:rPr>
                 <w:color w:val="000000" w:themeColor="text1"/>
-              </w:rPr>
-            </w:pPr>
+                <w:lang w:val="en-US"/>
+              </w:rPr>
+            </w:pPr>
+            <w:r>
+              <w:rPr>
+                <w:color w:val="000000" w:themeColor="text1"/>
+                <w:lang w:val="en-US"/>
+              </w:rPr>
+              <w:t>…</w:t>
+            </w:r>
           </w:p>
         </w:tc>
         <w:tc>
@@ -1561,8 +1575,16 @@
               <w:spacing w:after="40"/>
               <w:rPr>
                 <w:color w:val="000000" w:themeColor="text1"/>
-              </w:rPr>
-            </w:pPr>
+                <w:lang w:val="en-US"/>
+              </w:rPr>
+            </w:pPr>
+            <w:r>
+              <w:rPr>
+                <w:color w:val="000000" w:themeColor="text1"/>
+                <w:lang w:val="en-US"/>
+              </w:rPr>
+              <w:t>…</w:t>
+            </w:r>
           </w:p>
         </w:tc>
       </w:tr>
@@ -1614,8 +1636,16 @@
               <w:spacing w:after="40"/>
               <w:rPr>
                 <w:color w:val="000000" w:themeColor="text1"/>
-              </w:rPr>
-            </w:pPr>
+                <w:lang w:val="en-US"/>
+              </w:rPr>
+            </w:pPr>
+            <w:r>
+              <w:rPr>
+                <w:color w:val="000000" w:themeColor="text1"/>
+                <w:lang w:val="en-US"/>
+              </w:rPr>
+              <w:t>…</w:t>
+            </w:r>
           </w:p>
         </w:tc>
         <w:tc>
@@ -1635,8 +1665,16 @@
               <w:spacing w:after="40"/>
               <w:rPr>
                 <w:color w:val="000000" w:themeColor="text1"/>
-              </w:rPr>
-            </w:pPr>
+                <w:lang w:val="en-US"/>
+              </w:rPr>
+            </w:pPr>
+            <w:r>
+              <w:rPr>
+                <w:color w:val="000000" w:themeColor="text1"/>
+                <w:lang w:val="en-US"/>
+              </w:rPr>
+              <w:t>…</w:t>
+            </w:r>
           </w:p>
         </w:tc>
       </w:tr>
@@ -1688,8 +1726,16 @@
               <w:spacing w:after="40"/>
               <w:rPr>
                 <w:color w:val="000000" w:themeColor="text1"/>
-              </w:rPr>
-            </w:pPr>
+                <w:lang w:val="en-US"/>
+              </w:rPr>
+            </w:pPr>
+            <w:r>
+              <w:rPr>
+                <w:color w:val="000000" w:themeColor="text1"/>
+                <w:lang w:val="en-US"/>
+              </w:rPr>
+              <w:t>…</w:t>
+            </w:r>
           </w:p>
         </w:tc>
         <w:tc>
@@ -1709,8 +1755,16 @@
               <w:spacing w:after="40"/>
               <w:rPr>
                 <w:color w:val="000000" w:themeColor="text1"/>
-              </w:rPr>
-            </w:pPr>
+                <w:lang w:val="en-US"/>
+              </w:rPr>
+            </w:pPr>
+            <w:r>
+              <w:rPr>
+                <w:color w:val="000000" w:themeColor="text1"/>
+                <w:lang w:val="en-US"/>
+              </w:rPr>
+              <w:t>…</w:t>
+            </w:r>
           </w:p>
         </w:tc>
       </w:tr>
@@ -1765,6 +1819,7 @@
         <w:spacing w:after="40"/>
         <w:rPr>
           <w:color w:val="000000" w:themeColor="text1"/>
+          <w:lang w:val="en-US"/>
         </w:rPr>
       </w:pPr>
       <w:r>
@@ -1772,6 +1827,13 @@
           <w:color w:val="000000" w:themeColor="text1"/>
         </w:rPr>
         <w:t xml:space="preserve"> </w:t>
+      </w:r>
+      <w:r>
+        <w:rPr>
+          <w:color w:val="000000" w:themeColor="text1"/>
+          <w:lang w:val="en-US"/>
+        </w:rPr>
+        <w:t>…</w:t>
       </w:r>
     </w:p>
     <w:p>
@@ -2126,8 +2188,6 @@
               </w:rPr>
               <w:t>☐ с отличием   ☐ без отличия</w:t>
             </w:r>
-            <w:bookmarkStart w:id="0" w:name="_GoBack"/>
-            <w:bookmarkEnd w:id="0"/>
           </w:p>
         </w:tc>
       </w:tr>
@@ -2152,7 +2212,46 @@
         <w:rPr>
           <w:color w:val="000000" w:themeColor="text1"/>
         </w:rPr>
-        <w:t>Председатель ГЭК: _______________________ /______________________/</w:t>
+        <w:t xml:space="preserve">Председатель ГЭК: _______________________ </w:t>
+      </w:r>
+      <w:r>
+        <w:rPr>
+          <w:color w:val="000000" w:themeColor="text1"/>
+          <w:u w:val="single"/>
+        </w:rPr>
+        <w:t>/_________</w:t>
+      </w:r>
+      <w:r>
+        <w:rPr>
+          <w:color w:val="000000" w:themeColor="text1"/>
+          <w:u w:val="single"/>
+          <w:lang w:val="en-US"/>
+        </w:rPr>
+        <w:t>{{host</w:t>
+      </w:r>
+      <w:proofErr w:type="gramStart"/>
+      <w:r>
+        <w:rPr>
+          <w:color w:val="000000" w:themeColor="text1"/>
+          <w:u w:val="single"/>
+          <w:lang w:val="en-US"/>
+        </w:rPr>
+        <w:t>}}</w:t>
+      </w:r>
+      <w:r>
+        <w:rPr>
+          <w:color w:val="000000" w:themeColor="text1"/>
+          <w:u w:val="single"/>
+        </w:rPr>
+        <w:t>_</w:t>
+      </w:r>
+      <w:proofErr w:type="gramEnd"/>
+      <w:r>
+        <w:rPr>
+          <w:color w:val="000000" w:themeColor="text1"/>
+          <w:u w:val="single"/>
+        </w:rPr>
+        <w:t>____________/</w:t>
       </w:r>
     </w:p>
     <w:p>
@@ -2254,21 +2353,32 @@
         <w:spacing w:after="100"/>
         <w:rPr>
           <w:color w:val="000000" w:themeColor="text1"/>
+        </w:rPr>
+      </w:pPr>
+      <w:r>
+        <w:rPr>
+          <w:color w:val="000000" w:themeColor="text1"/>
+        </w:rPr>
+        <w:t xml:space="preserve">Дата: </w:t>
+      </w:r>
+      <w:r>
+        <w:rPr>
+          <w:color w:val="000000" w:themeColor="text1"/>
+        </w:rPr>
+        <w:t>{{</w:t>
+      </w:r>
+      <w:r>
+        <w:rPr>
+          <w:color w:val="000000" w:themeColor="text1"/>
           <w:lang w:val="en-US"/>
         </w:rPr>
-      </w:pPr>
-      <w:r>
-        <w:rPr>
-          <w:color w:val="000000" w:themeColor="text1"/>
-        </w:rPr>
-        <w:t xml:space="preserve">Дата: </w:t>
-      </w:r>
-      <w:r>
-        <w:rPr>
-          <w:color w:val="000000" w:themeColor="text1"/>
-          <w:lang w:val="en-US"/>
-        </w:rPr>
-        <w:t>{{date}}</w:t>
+        <w:t>date</w:t>
+      </w:r>
+      <w:r>
+        <w:rPr>
+          <w:color w:val="000000" w:themeColor="text1"/>
+        </w:rPr>
+        <w:t>}}</w:t>
       </w:r>
     </w:p>
     <w:p/>
